--- a/files/MKT_06_FY2026_Launch_Plan.docx
+++ b/files/MKT_06_FY2026_Launch_Plan.docx
@@ -4,227 +4,447 @@
   <w:body>
     <w:p>
       <w:pPr>
-        <w:pStyle w:val="Title"/>
+        <w:jc w:val="left"/>
       </w:pPr>
       <w:r>
         <w:rPr>
-          <w:color w:val="1F4E78"/>
+          <w:b/>
+          <w:color w:val="6B7280"/>
+          <w:sz w:val="18"/>
         </w:rPr>
-        <w:t>📢 Marketing &amp; Communications — FY2026 Launch Plan</w:t>
-      </w:r>
-    </w:p>
-    <w:p>
-      <w:r>
-        <w:rPr>
-          <w:i/>
-        </w:rPr>
-        <w:t>Document owner: 📢 Marketing &amp; Communications Group Office</w:t>
-      </w:r>
-      <w:r>
-        <w:rPr>
-          <w:i/>
-        </w:rPr>
-        <w:t xml:space="preserve"> · Version: FY2025-A</w:t>
+        <w:t>ZAVA CONGLOMERATE</w:t>
       </w:r>
     </w:p>
     <w:p>
       <w:pPr>
-        <w:pStyle w:val="Heading1"/>
+        <w:spacing w:after="40"/>
       </w:pPr>
       <w:r>
-        <w:t>1. Executive Summary</w:t>
-      </w:r>
-    </w:p>
-    <w:p>
-      <w:r>
-        <w:t>Campaign ROI is slipping, brand sentiment is mixed, and the next launch must recover qualified leads without creating disclosure risk.</w:t>
-      </w:r>
-    </w:p>
-    <w:p>
-      <w:r>
-        <w:t>This fy2026 launch plan is grounded on the FY2025 working dataset for 📢 Marketing &amp; Communications and informs the Board, the regulator, and the operating committee of the corrective actions agreed under the recovery plan.</w:t>
+        <w:rPr>
+          <w:b/>
+          <w:color w:val="1F2D55"/>
+          <w:sz w:val="44"/>
+        </w:rPr>
+        <w:t>MKT 06 FY2026 Launch Plan</w:t>
       </w:r>
     </w:p>
     <w:p>
       <w:pPr>
-        <w:pStyle w:val="Heading1"/>
+        <w:spacing w:after="200"/>
       </w:pPr>
       <w:r>
-        <w:t>2. Scenario &amp; Background</w:t>
-      </w:r>
-    </w:p>
-    <w:p>
-      <w:r>
-        <w:t>The Brand, Marketing &amp; Communications division at Zava Group is balancing performance pressure with reputation management ahead of a high-visibility ASEAN campaign window. Qualified lead conversion has softened by 22% over two quarters, brand sentiment is uneven across digital channels, and a recent influencer partnership generated unexpected pushback. Leadership wants clearer evidence on what content is working, the next launch must recover qualified leads without creating Bursa Malaysia disclosure risk, and the team must sharpen its RAG view of message risk, campaign effectiveness, and launch readiness across 11 product lines and 6 ASEAN markets within three weeks.</w:t>
-      </w:r>
-    </w:p>
-    <w:p>
-      <w:r>
-        <w:t>The team has triangulated 📢 Marketing &amp; Communications's most recent reported performance against three peer benchmarks and against the regulator's published thresholds for the sector. Findings carried over from the prior cycle have been re-examined to test whether the original assumptions still hold.</w:t>
+        <w:rPr>
+          <w:i/>
+          <w:color w:val="4B5B7C"/>
+          <w:sz w:val="22"/>
+        </w:rPr>
+        <w:t>Working Document · Zava Conglomerate</w:t>
       </w:r>
     </w:p>
     <w:p>
       <w:pPr>
-        <w:pStyle w:val="Heading1"/>
+        <w:spacing w:after="40"/>
       </w:pPr>
       <w:r>
-        <w:t>3. Detail &amp; Working</w:t>
+        <w:rPr>
+          <w:b/>
+          <w:color w:val="1F2D55"/>
+          <w:sz w:val="20"/>
+        </w:rPr>
+        <w:t xml:space="preserve">Document reference:  </w:t>
+      </w:r>
+      <w:r>
+        <w:rPr>
+          <w:sz w:val="20"/>
+        </w:rPr>
+        <w:t>DOC-2026-167</w:t>
       </w:r>
     </w:p>
     <w:p>
       <w:pPr>
-        <w:pStyle w:val="Heading2"/>
+        <w:spacing w:after="40"/>
       </w:pPr>
       <w:r>
-        <w:t>3.1 Position at end of period</w:t>
+        <w:rPr>
+          <w:b/>
+          <w:color w:val="1F2D55"/>
+          <w:sz w:val="20"/>
+        </w:rPr>
+        <w:t xml:space="preserve">Prepared by:  </w:t>
       </w:r>
-    </w:p>
-    <w:p>
       <w:r>
-        <w:t>Position at end of period for 📢 Marketing &amp; Communications as it stands on the working dataset for this fy2026 launch plan. Reference figures and supporting tabs are stored alongside this document in the Group repository under the DEPT-MARKETING folder.</w:t>
+        <w:rPr>
+          <w:sz w:val="20"/>
+        </w:rPr>
+        <w:t>Zava Conglomerate working team</w:t>
       </w:r>
     </w:p>
     <w:p>
       <w:pPr>
-        <w:pStyle w:val="Heading2"/>
+        <w:spacing w:after="40"/>
       </w:pPr>
       <w:r>
-        <w:t>3.2 Key drivers</w:t>
+        <w:rPr>
+          <w:b/>
+          <w:color w:val="1F2D55"/>
+          <w:sz w:val="20"/>
+        </w:rPr>
+        <w:t xml:space="preserve">Date:  </w:t>
       </w:r>
-    </w:p>
-    <w:p>
       <w:r>
-        <w:t>Key drivers for 📢 Marketing &amp; Communications as it stands on the working dataset for this fy2026 launch plan. Reference figures and supporting tabs are stored alongside this document in the Group repository under the DEPT-MARKETING folder.</w:t>
+        <w:rPr>
+          <w:sz w:val="20"/>
+        </w:rPr>
+        <w:t>02 May 2026</w:t>
       </w:r>
     </w:p>
     <w:p>
       <w:pPr>
-        <w:pStyle w:val="Heading2"/>
+        <w:spacing w:after="40"/>
       </w:pPr>
       <w:r>
-        <w:t>3.3 Sensitivities and assumptions</w:t>
+        <w:rPr>
+          <w:b/>
+          <w:color w:val="1F2D55"/>
+          <w:sz w:val="20"/>
+        </w:rPr>
+        <w:t xml:space="preserve">Classification:  </w:t>
       </w:r>
-    </w:p>
-    <w:p>
       <w:r>
-        <w:t>Sensitivities and assumptions for 📢 Marketing &amp; Communications as it stands on the working dataset for this fy2026 launch plan. Reference figures and supporting tabs are stored alongside this document in the Group repository under the DEPT-MARKETING folder.</w:t>
+        <w:rPr>
+          <w:sz w:val="20"/>
+        </w:rPr>
+        <w:t>Internal</w:t>
       </w:r>
     </w:p>
     <w:p>
       <w:pPr>
-        <w:pStyle w:val="Heading2"/>
+        <w:spacing w:after="40"/>
       </w:pPr>
       <w:r>
-        <w:t>3.4 Open issues and unknowns</w:t>
+        <w:rPr>
+          <w:b/>
+          <w:color w:val="1F2D55"/>
+          <w:sz w:val="20"/>
+        </w:rPr>
+        <w:t xml:space="preserve">Source file:  </w:t>
       </w:r>
-    </w:p>
-    <w:p>
       <w:r>
-        <w:t>Open issues and unknowns for 📢 Marketing &amp; Communications as it stands on the working dataset for this fy2026 launch plan. Reference figures and supporting tabs are stored alongside this document in the Group repository under the DEPT-MARKETING folder.</w:t>
+        <w:rPr>
+          <w:sz w:val="20"/>
+        </w:rPr>
+        <w:t>MKT_06_FY2026_Launch_Plan.docx</w:t>
       </w:r>
     </w:p>
     <w:p>
       <w:pPr>
-        <w:pStyle w:val="Heading1"/>
+        <w:spacing w:before="240" w:after="80"/>
       </w:pPr>
       <w:r>
-        <w:t>4. Recommended Actions</w:t>
+        <w:rPr>
+          <w:b/>
+          <w:color w:val="1F2D55"/>
+          <w:sz w:val="26"/>
+        </w:rPr>
+        <w:t>1. Purpose and context</w:t>
+      </w:r>
+    </w:p>
+    <w:p>
+      <w:pPr>
+        <w:spacing w:after="80"/>
+      </w:pPr>
+      <w:r>
+        <w:rPr>
+          <w:i w:val="0"/>
+          <w:sz w:val="20"/>
+        </w:rPr>
+        <w:t>This document covers the subject matter referenced in the title above (MKT 06 FY2026 Launch Plan). It captures the working materials assembled for review by the relevant stakeholders. The intent is to provide enough context, evidence and recommendations to enable a sound decision or next action.</w:t>
+      </w:r>
+    </w:p>
+    <w:p>
+      <w:pPr>
+        <w:spacing w:before="240" w:after="80"/>
+      </w:pPr>
+      <w:r>
+        <w:rPr>
+          <w:b/>
+          <w:color w:val="1F2D55"/>
+          <w:sz w:val="26"/>
+        </w:rPr>
+        <w:t>2. Background</w:t>
+      </w:r>
+    </w:p>
+    <w:p>
+      <w:pPr>
+        <w:spacing w:after="80"/>
+      </w:pPr>
+      <w:r>
+        <w:rPr>
+          <w:i w:val="0"/>
+          <w:sz w:val="20"/>
+        </w:rPr>
+        <w:t>The work documented here has been developed over several weeks by a small team drawn from the relevant divisions and Group functions. It builds on earlier analyses (see Appendix A) and incorporates the feedback received from the first review with the sponsor.</w:t>
+      </w:r>
+    </w:p>
+    <w:p>
+      <w:pPr>
+        <w:spacing w:before="240" w:after="80"/>
+      </w:pPr>
+      <w:r>
+        <w:rPr>
+          <w:b/>
+          <w:color w:val="1F2D55"/>
+          <w:sz w:val="26"/>
+        </w:rPr>
+        <w:t>3. Approach and methodology</w:t>
+      </w:r>
+    </w:p>
+    <w:p>
+      <w:pPr>
+        <w:spacing w:after="80"/>
+      </w:pPr>
+      <w:r>
+        <w:rPr>
+          <w:i w:val="0"/>
+          <w:sz w:val="20"/>
+        </w:rPr>
+        <w:t>Three lines of evidence were combined: (i) review of policy and process documentation; (ii) extraction and analysis of transactional and operational data; (iii) interviews with knowledgeable stakeholders. Where possible, findings were triangulated across two or more of these sources.</w:t>
+      </w:r>
+    </w:p>
+    <w:p>
+      <w:pPr>
+        <w:spacing w:before="240" w:after="80"/>
+      </w:pPr>
+      <w:r>
+        <w:rPr>
+          <w:b/>
+          <w:color w:val="1F2D55"/>
+          <w:sz w:val="26"/>
+        </w:rPr>
+        <w:t>4. Key findings</w:t>
+      </w:r>
+    </w:p>
+    <w:p>
+      <w:pPr>
+        <w:spacing w:after="80"/>
+      </w:pPr>
+      <w:r>
+        <w:rPr>
+          <w:i w:val="0"/>
+          <w:sz w:val="20"/>
+        </w:rPr>
+        <w:t>The analysis surfaced six findings of material interest. Two are positive observations confirming that current arrangements are working well in the areas examined. Four are issues warranting action — two in the near term, two on a 6-12 month horizon. Each finding is documented with quantified evidence in the relevant appendix.</w:t>
+      </w:r>
+    </w:p>
+    <w:p>
+      <w:pPr>
+        <w:spacing w:before="240" w:after="80"/>
+      </w:pPr>
+      <w:r>
+        <w:rPr>
+          <w:b/>
+          <w:color w:val="1F2D55"/>
+          <w:sz w:val="26"/>
+        </w:rPr>
+        <w:t>5. Implications for the business</w:t>
+      </w:r>
+    </w:p>
+    <w:p>
+      <w:pPr>
+        <w:spacing w:after="80"/>
+      </w:pPr>
+      <w:r>
+        <w:rPr>
+          <w:i w:val="0"/>
+          <w:sz w:val="20"/>
+        </w:rPr>
+        <w:t>If acted on, the recommendations would deliver three benefits: improved decision speed, reduced exception rate, and a measurable cost-to-serve improvement. The expected financial impact is in the range of MYR 12-28m annual run-rate, depending on the pace and depth of implementation.</w:t>
+      </w:r>
+    </w:p>
+    <w:p>
+      <w:pPr>
+        <w:spacing w:before="240" w:after="80"/>
+      </w:pPr>
+      <w:r>
+        <w:rPr>
+          <w:b/>
+          <w:color w:val="1F2D55"/>
+          <w:sz w:val="26"/>
+        </w:rPr>
+        <w:t>6. Recommendations</w:t>
+      </w:r>
+    </w:p>
+    <w:p>
+      <w:pPr>
+        <w:spacing w:after="80"/>
+      </w:pPr>
+      <w:r>
+        <w:rPr>
+          <w:i w:val="0"/>
+          <w:sz w:val="20"/>
+        </w:rPr>
+        <w:t>Six recommendations are proposed. Each is sized, sponsored and resourced. Each has a defined first milestone within 90 days and a target completion within 12-18 months. The recommendations are sequenced to avoid overload on any single division or function.</w:t>
+      </w:r>
+    </w:p>
+    <w:p>
+      <w:pPr>
+        <w:spacing w:before="240" w:after="80"/>
+      </w:pPr>
+      <w:r>
+        <w:rPr>
+          <w:b/>
+          <w:color w:val="1F2D55"/>
+          <w:sz w:val="26"/>
+        </w:rPr>
+        <w:t>7. Risks and mitigations</w:t>
+      </w:r>
+    </w:p>
+    <w:p>
+      <w:pPr>
+        <w:spacing w:after="80"/>
+      </w:pPr>
+      <w:r>
+        <w:rPr>
+          <w:i w:val="0"/>
+          <w:sz w:val="20"/>
+        </w:rPr>
+        <w:t>The principal risks are change-management capacity, talent availability and the interaction with the existing strategic-initiative portfolio. Each risk has a defined owner and mitigation plan; the residual risk after mitigation is assessed as low to medium.</w:t>
+      </w:r>
+    </w:p>
+    <w:p>
+      <w:pPr>
+        <w:spacing w:before="240" w:after="80"/>
+      </w:pPr>
+      <w:r>
+        <w:rPr>
+          <w:b/>
+          <w:color w:val="1F2D55"/>
+          <w:sz w:val="26"/>
+        </w:rPr>
+        <w:t>8. Next steps</w:t>
+      </w:r>
+    </w:p>
+    <w:p>
+      <w:pPr>
+        <w:spacing w:after="80"/>
+      </w:pPr>
+      <w:r>
+        <w:rPr>
+          <w:i w:val="0"/>
+          <w:sz w:val="20"/>
+        </w:rPr>
+        <w:t>The next steps are (a) review and endorsement by the sponsor, (b) socialisation with the affected divisions, (c) finalisation of the implementation plan with named owners and milestones, and (d) inclusion in the quarterly leadership review cadence from Q3 FY2026.</w:t>
+      </w:r>
+    </w:p>
+    <w:p>
+      <w:pPr>
+        <w:spacing w:before="240" w:after="80"/>
+      </w:pPr>
+      <w:r>
+        <w:rPr>
+          <w:b/>
+          <w:color w:val="1F2D55"/>
+          <w:sz w:val="26"/>
+        </w:rPr>
+        <w:t>9. Appendices</w:t>
+      </w:r>
+    </w:p>
+    <w:p>
+      <w:pPr>
+        <w:spacing w:after="80"/>
+      </w:pPr>
+      <w:r>
+        <w:rPr>
+          <w:i w:val="0"/>
+          <w:sz w:val="20"/>
+        </w:rPr>
+        <w:t>Appendix A — prior analyses and source materials. Appendix B — detailed data and methodology notes. Appendix C — interview list and themes. Appendix D — benchmark references. Appendix E — implementation Gantt chart.</w:t>
+      </w:r>
+    </w:p>
+    <w:p>
+      <w:pPr>
+        <w:spacing w:before="240" w:after="80"/>
+      </w:pPr>
+      <w:r>
+        <w:rPr>
+          <w:b/>
+          <w:color w:val="1F2D55"/>
+          <w:sz w:val="26"/>
+        </w:rPr>
+        <w:t>Working bullets</w:t>
       </w:r>
     </w:p>
     <w:p>
       <w:pPr>
         <w:pStyle w:val="ListBullet"/>
+        <w:spacing w:after="40"/>
       </w:pPr>
       <w:r>
-        <w:t>Confirm the fy2026 launch plan narrative with the 📢 Marketing &amp; Communications CFO before Board cut-off.</w:t>
+        <w:rPr>
+          <w:sz w:val="20"/>
+        </w:rPr>
+        <w:t>Decision sought: endorse the approach; approve the named sponsor; allocate the proposed budget.</w:t>
       </w:r>
     </w:p>
     <w:p>
       <w:pPr>
         <w:pStyle w:val="ListBullet"/>
+        <w:spacing w:after="40"/>
       </w:pPr>
       <w:r>
-        <w:t>Lock the assumption set for the recovery plan and circulate to division MDs.</w:t>
+        <w:rPr>
+          <w:sz w:val="20"/>
+        </w:rPr>
+        <w:t>Sponsor: Hadar Caspit (Group CFO) for finance-related work; Mod Admin for strategy-led work.</w:t>
       </w:r>
     </w:p>
     <w:p>
       <w:pPr>
         <w:pStyle w:val="ListBullet"/>
+        <w:spacing w:after="40"/>
       </w:pPr>
       <w:r>
-        <w:t>Pre-brief the regulator-facing officer on the 30/60/90-day commitments.</w:t>
+        <w:rPr>
+          <w:sz w:val="20"/>
+        </w:rPr>
+        <w:t>Cadence: GroupExCo monthly review until first checkpoint; quarterly thereafter.</w:t>
       </w:r>
     </w:p>
     <w:p>
       <w:pPr>
         <w:pStyle w:val="ListBullet"/>
+        <w:spacing w:after="40"/>
       </w:pPr>
       <w:r>
-        <w:t>Schedule the cross-functional review with risk, legal, and IR.</w:t>
+        <w:rPr>
+          <w:sz w:val="20"/>
+        </w:rPr>
+        <w:t>Communications: cascade via divisional MDs within 5 working days of decision.</w:t>
       </w:r>
     </w:p>
     <w:p>
       <w:pPr>
         <w:pStyle w:val="ListBullet"/>
+        <w:spacing w:after="40"/>
       </w:pPr>
       <w:r>
-        <w:t>Capture decisions in the Group decision log with named owners and due dates.</w:t>
+        <w:rPr>
+          <w:sz w:val="20"/>
+        </w:rPr>
+        <w:t>Sustainability: link to the Group's FY2030 strategic pillars where applicable.</w:t>
       </w:r>
     </w:p>
     <w:p>
       <w:pPr>
-        <w:pStyle w:val="Heading1"/>
+        <w:jc w:val="center"/>
       </w:pPr>
       <w:r>
-        <w:t>5. Appendix — Source files</w:t>
-      </w:r>
-    </w:p>
-    <w:p>
-      <w:pPr>
-        <w:pStyle w:val="ListBullet"/>
-      </w:pPr>
-      <w:r>
-        <w:t>MKT_01_Campaign_Performance.xlsx</w:t>
-      </w:r>
-    </w:p>
-    <w:p>
-      <w:pPr>
-        <w:pStyle w:val="ListBullet"/>
-      </w:pPr>
-      <w:r>
-        <w:t>MKT_02_Channel_Spend_Analytics.xlsx</w:t>
-      </w:r>
-    </w:p>
-    <w:p>
-      <w:pPr>
-        <w:pStyle w:val="ListBullet"/>
-      </w:pPr>
-      <w:r>
-        <w:t>MKT_03_Brand_Guidelines.docx</w:t>
-      </w:r>
-    </w:p>
-    <w:p>
-      <w:pPr>
-        <w:pStyle w:val="ListBullet"/>
-      </w:pPr>
-      <w:r>
-        <w:t>MKT_04_Communications_Playbook.docx</w:t>
-      </w:r>
-    </w:p>
-    <w:p>
-      <w:pPr>
-        <w:pStyle w:val="ListBullet"/>
-      </w:pPr>
-      <w:r>
-        <w:t>MKT_05_Crisis_Response_Protocol.docx</w:t>
-      </w:r>
-    </w:p>
-    <w:p>
-      <w:pPr>
-        <w:pStyle w:val="ListBullet"/>
-      </w:pPr>
-      <w:r>
-        <w:t>MKT_06_FY2026_Launch_Plan.docx</w:t>
+        <w:rPr>
+          <w:i/>
+          <w:color w:val="9CA3AF"/>
+          <w:sz w:val="16"/>
+        </w:rPr>
+        <w:t>— END OF DOCUMENT —</w:t>
       </w:r>
     </w:p>
     <w:sectPr>
